--- a/erratum_Eq4_Fig4.docx
+++ b/erratum_Eq4_Fig4.docx
@@ -40,6 +40,9 @@
     </w:p>
     <w:p>
       <w:r>
+        <w:rPr>
+          <w:noProof/>
+        </w:rPr>
         <w:drawing>
           <wp:inline distT="0" distB="0" distL="0" distR="0" wp14:anchorId="3BDA5E9A" wp14:editId="73FA75B1">
             <wp:extent cx="5943600" cy="1089660"/>
@@ -79,24 +82,7 @@
     </w:p>
     <w:p>
       <w:r>
-        <w:t>I</w:t>
-      </w:r>
-      <w:r>
-        <w:t>n</w:t>
-      </w:r>
-      <w:r>
-        <w:t xml:space="preserve"> </w:t>
-      </w:r>
-      <w:proofErr w:type="gramStart"/>
-      <w:r>
-        <w:t>Eq.(</w:t>
-      </w:r>
-      <w:proofErr w:type="gramEnd"/>
-      <w:r>
-        <w:t>4)</w:t>
-      </w:r>
-      <w:r>
-        <w:t>, t</w:t>
+        <w:t>In Eq.(4), t</w:t>
       </w:r>
       <w:r>
         <w:t>he</w:t>
@@ -147,15 +133,7 @@
         <w:t xml:space="preserve"> </w:t>
       </w:r>
       <w:r>
-        <w:t xml:space="preserve">upward radiation, </w:t>
-      </w:r>
-      <w:proofErr w:type="gramStart"/>
-      <w:r>
-        <w:t>Eq.(</w:t>
-      </w:r>
-      <w:proofErr w:type="gramEnd"/>
-      <w:r>
-        <w:t xml:space="preserve">4) is correct: exponential attenuation </w:t>
+        <w:t xml:space="preserve">upward radiation, Eq.(4) is correct: exponential attenuation </w:t>
       </w:r>
       <w:r>
         <w:t xml:space="preserve">occurs </w:t>
@@ -232,10 +210,10 @@
             <v:path o:extrusionok="f" gradientshapeok="t" o:connecttype="rect"/>
             <o:lock v:ext="edit" aspectratio="t"/>
           </v:shapetype>
-          <v:shape id="_x0000_i1027" type="#_x0000_t75" style="width:318.05pt;height:122.1pt" o:ole="">
+          <v:shape id="_x0000_i1025" type="#_x0000_t75" style="width:318.05pt;height:122.1pt" o:ole="">
             <v:imagedata r:id="rId6" o:title=""/>
           </v:shape>
-          <o:OLEObject Type="Embed" ProgID="Equation.DSMT4" ShapeID="_x0000_i1027" DrawAspect="Content" ObjectID="_1853327451" r:id="rId7"/>
+          <o:OLEObject Type="Embed" ProgID="Equation.DSMT4" ShapeID="_x0000_i1025" DrawAspect="Content" ObjectID="_1853327856" r:id="rId7"/>
         </w:object>
       </w:r>
     </w:p>
@@ -282,7 +260,6 @@
         </w:rPr>
         <w:t xml:space="preserve"> – </w:t>
       </w:r>
-      <w:proofErr w:type="gramStart"/>
       <w:r>
         <w:rPr>
           <w:i/>
@@ -294,7 +271,6 @@
       <w:r>
         <w:t xml:space="preserve"> :</w:t>
       </w:r>
-      <w:proofErr w:type="gramEnd"/>
     </w:p>
     <w:p>
       <w:pPr>
@@ -305,10 +281,10 @@
           <w:position w:val="-116"/>
         </w:rPr>
         <w:object w:dxaOrig="7660" w:dyaOrig="2439" w14:anchorId="4A550CF9">
-          <v:shape id="_x0000_i1032" type="#_x0000_t75" style="width:382.85pt;height:122.1pt" o:ole="">
+          <v:shape id="_x0000_i1026" type="#_x0000_t75" style="width:382.85pt;height:122.1pt" o:ole="">
             <v:imagedata r:id="rId8" o:title=""/>
           </v:shape>
-          <o:OLEObject Type="Embed" ProgID="Equation.DSMT4" ShapeID="_x0000_i1032" DrawAspect="Content" ObjectID="_1853327452" r:id="rId9"/>
+          <o:OLEObject Type="Embed" ProgID="Equation.DSMT4" ShapeID="_x0000_i1026" DrawAspect="Content" ObjectID="_1853327857" r:id="rId9"/>
         </w:object>
       </w:r>
     </w:p>
@@ -323,15 +299,7 @@
         <w:t xml:space="preserve"> above and s</w:t>
       </w:r>
       <w:r>
-        <w:t xml:space="preserve">ee </w:t>
-      </w:r>
-      <w:proofErr w:type="gramStart"/>
-      <w:r>
-        <w:t>Eq.(</w:t>
-      </w:r>
-      <w:proofErr w:type="gramEnd"/>
-      <w:r>
-        <w:t>37)</w:t>
+        <w:t>ee Eq.(37)</w:t>
       </w:r>
       <w:r>
         <w:t xml:space="preserve"> in the paper.</w:t>
@@ -339,15 +307,7 @@
     </w:p>
     <w:p>
       <w:r>
-        <w:t xml:space="preserve">Fig.4 also shows the right-most element from </w:t>
-      </w:r>
-      <w:proofErr w:type="gramStart"/>
-      <w:r>
-        <w:t>Eq.(</w:t>
-      </w:r>
-      <w:proofErr w:type="gramEnd"/>
-      <w:r>
-        <w:t>4) inaccurately.</w:t>
+        <w:t>Fig.4 also shows the right-most element from Eq.(4) inaccurately.</w:t>
       </w:r>
     </w:p>
     <w:p>
@@ -377,15 +337,19 @@
         <w:t>, which is present in Eq. (4)</w:t>
       </w:r>
       <w:r>
-        <w:t xml:space="preserve">: see the first term to the </w:t>
-      </w:r>
-      <w:proofErr w:type="spellStart"/>
+        <w:t>: see the first term to the</w:t>
+      </w:r>
+      <w:r>
+        <w:t xml:space="preserve"> right </w:t>
+      </w:r>
       <w:r>
         <w:t>of</w:t>
       </w:r>
-      <w:proofErr w:type="spellEnd"/>
-      <w:r>
-        <w:t xml:space="preserve"> from the equality sign.</w:t>
+      <w:r>
+        <w:t xml:space="preserve"> </w:t>
+      </w:r>
+      <w:r>
+        <w:t>the equality sign.</w:t>
       </w:r>
     </w:p>
     <w:p>
